--- a/Project_Report__PDDS_DLL.docx
+++ b/Project_Report__PDDS_DLL.docx
@@ -63,7 +63,6 @@
         <w:tblCellMar>
           <w:top w:w="163" w:type="dxa"/>
           <w:left w:w="109" w:type="dxa"/>
-          <w:bottom w:w="0" w:type="dxa"/>
           <w:right w:w="115" w:type="dxa"/>
         </w:tblCellMar>
         <w:tblLook w:val="04A0" w:firstRow="1" w:lastRow="0" w:firstColumn="1" w:lastColumn="0" w:noHBand="0" w:noVBand="1"/>
@@ -202,8 +201,6 @@
         <w:tblW w:w="9633" w:type="dxa"/>
         <w:tblInd w:w="148" w:type="dxa"/>
         <w:tblCellMar>
-          <w:top w:w="0" w:type="dxa"/>
-          <w:left w:w="0" w:type="dxa"/>
           <w:bottom w:w="46" w:type="dxa"/>
           <w:right w:w="4" w:type="dxa"/>
         </w:tblCellMar>
@@ -657,21 +654,12 @@
               <w:ind w:left="112" w:firstLine="0"/>
               <w:jc w:val="center"/>
             </w:pPr>
-            <w:proofErr w:type="gramStart"/>
             <w:r>
               <w:rPr>
                 <w:b/>
                 <w:sz w:val="20"/>
               </w:rPr>
-              <w:t>Project  title</w:t>
-            </w:r>
-            <w:proofErr w:type="gramEnd"/>
-            <w:r>
-              <w:rPr>
-                <w:b/>
-                <w:sz w:val="20"/>
-              </w:rPr>
-              <w:t xml:space="preserve"> </w:t>
+              <w:t xml:space="preserve">Project  title </w:t>
             </w:r>
           </w:p>
         </w:tc>
@@ -726,7 +714,6 @@
         <w:tblCellMar>
           <w:top w:w="140" w:type="dxa"/>
           <w:left w:w="673" w:type="dxa"/>
-          <w:bottom w:w="0" w:type="dxa"/>
           <w:right w:w="74" w:type="dxa"/>
         </w:tblCellMar>
         <w:tblLook w:val="04A0" w:firstRow="1" w:lastRow="0" w:firstColumn="1" w:lastColumn="0" w:noHBand="0" w:noVBand="1"/>
@@ -868,13 +855,7 @@
               <w:rPr>
                 <w:sz w:val="20"/>
               </w:rPr>
-              <w:t xml:space="preserve">Student signature: </w:t>
-            </w:r>
-            <w:r>
-              <w:rPr>
-                <w:sz w:val="20"/>
-              </w:rPr>
-              <w:t xml:space="preserve"> </w:t>
+              <w:t xml:space="preserve">Student signature:  </w:t>
             </w:r>
             <w:r>
               <w:rPr>
@@ -920,7 +901,7 @@
         <w:ind w:left="0" w:firstLine="0"/>
         <w:jc w:val="left"/>
         <w:rPr>
-          <w:rFonts w:ascii="Calibri" w:eastAsiaTheme="minorEastAsia" w:hAnsi="Calibri" w:cs="Calibri"/>
+          <w:rFonts w:eastAsiaTheme="minorEastAsia"/>
         </w:rPr>
       </w:pPr>
       <w:r>
@@ -932,7 +913,7 @@
       <w:hyperlink r:id="rId7" w:history="1">
         <w:r>
           <w:rPr>
-            <w:rStyle w:val="Hyperlink"/>
+            <w:rStyle w:val="a3"/>
             <w:rFonts w:ascii="Calibri" w:eastAsia="Calibri" w:hAnsi="Calibri" w:cs="Calibri"/>
           </w:rPr>
           <w:t>https://docs.google.com/document/d/1W8miMzQrF_GHkjIIdK1YIkxXaR6BJ9wU/edit?usp=drive_link&amp;ouid=115186338536050873202&amp;rtpof=true&amp;sd=true</w:t>
@@ -948,6 +929,47 @@
           <w:rFonts w:eastAsiaTheme="minorEastAsia" w:hint="eastAsia"/>
         </w:rPr>
       </w:pPr>
+      <w:r>
+        <w:rPr>
+          <w:rFonts w:eastAsiaTheme="minorEastAsia" w:hint="eastAsia"/>
+        </w:rPr>
+        <w:t xml:space="preserve">Final module </w:t>
+      </w:r>
+      <w:r>
+        <w:rPr>
+          <w:rFonts w:eastAsiaTheme="minorEastAsia" w:hint="eastAsia"/>
+        </w:rPr>
+        <w:t xml:space="preserve">Data Science Modelling Project </w:t>
+      </w:r>
+    </w:p>
+    <w:p>
+      <w:pPr>
+        <w:spacing w:after="160" w:line="259" w:lineRule="auto"/>
+        <w:ind w:left="0" w:firstLine="0"/>
+        <w:jc w:val="left"/>
+        <w:rPr>
+          <w:rFonts w:eastAsiaTheme="minorEastAsia" w:cs="Calibri"/>
+        </w:rPr>
+      </w:pPr>
+      <w:hyperlink r:id="rId8" w:history="1">
+        <w:r>
+          <w:rPr>
+            <w:rStyle w:val="a3"/>
+            <w:rFonts w:eastAsiaTheme="minorEastAsia" w:cs="Calibri"/>
+          </w:rPr>
+          <w:t>https://drive.google.com/drive/folders/1ta11GxvgLtky-TRc6ycRjhd94jRXbfLC</w:t>
+        </w:r>
+      </w:hyperlink>
+    </w:p>
+    <w:p>
+      <w:pPr>
+        <w:spacing w:after="160" w:line="259" w:lineRule="auto"/>
+        <w:ind w:left="0" w:firstLine="0"/>
+        <w:jc w:val="left"/>
+        <w:rPr>
+          <w:rFonts w:eastAsiaTheme="minorEastAsia" w:hint="eastAsia"/>
+        </w:rPr>
+      </w:pPr>
     </w:p>
     <w:p>
       <w:pPr>
@@ -998,6 +1020,7 @@
         <w:rPr>
           <w:rFonts w:ascii="Calibri" w:eastAsia="Calibri" w:hAnsi="Calibri" w:cs="Calibri"/>
         </w:rPr>
+        <w:lastRenderedPageBreak/>
         <w:t xml:space="preserve"> </w:t>
       </w:r>
     </w:p>
@@ -1011,7 +1034,6 @@
         <w:rPr>
           <w:rFonts w:ascii="Calibri" w:eastAsia="Calibri" w:hAnsi="Calibri" w:cs="Calibri"/>
         </w:rPr>
-        <w:lastRenderedPageBreak/>
         <w:t xml:space="preserve"> </w:t>
       </w:r>
     </w:p>
@@ -1405,7 +1427,6 @@
         <w:tblCellMar>
           <w:top w:w="30" w:type="dxa"/>
           <w:left w:w="89" w:type="dxa"/>
-          <w:bottom w:w="0" w:type="dxa"/>
           <w:right w:w="18" w:type="dxa"/>
         </w:tblCellMar>
         <w:tblLook w:val="04A0" w:firstRow="1" w:lastRow="0" w:firstColumn="1" w:lastColumn="0" w:noHBand="0" w:noVBand="1"/>
@@ -1949,6 +1970,7 @@
         <w:rPr>
           <w:sz w:val="24"/>
         </w:rPr>
+        <w:lastRenderedPageBreak/>
         <w:t xml:space="preserve"> </w:t>
       </w:r>
     </w:p>
@@ -1962,7 +1984,6 @@
         <w:rPr>
           <w:sz w:val="24"/>
         </w:rPr>
-        <w:lastRenderedPageBreak/>
         <w:t xml:space="preserve"> </w:t>
       </w:r>
     </w:p>
@@ -2037,13 +2058,7 @@
         <w:t>&lt;</w:t>
       </w:r>
       <w:r>
-        <w:t xml:space="preserve">Explain the Project in your own words in 15 </w:t>
-      </w:r>
-      <w:r>
-        <w:t>–</w:t>
-      </w:r>
-      <w:r>
-        <w:t xml:space="preserve"> 20 lines</w:t>
+        <w:t>Explain the Project in your own words in 15 – 20 lines</w:t>
       </w:r>
       <w:r>
         <w:rPr>
@@ -2127,7 +2142,7 @@
     </w:p>
     <w:p>
       <w:pPr>
-        <w:pStyle w:val="Heading2"/>
+        <w:pStyle w:val="2"/>
         <w:ind w:left="355"/>
       </w:pPr>
       <w:bookmarkStart w:id="0" w:name="_Toc6239"/>
@@ -2235,7 +2250,7 @@
     </w:p>
     <w:p>
       <w:pPr>
-        <w:pStyle w:val="Heading2"/>
+        <w:pStyle w:val="2"/>
         <w:ind w:left="355"/>
       </w:pPr>
       <w:bookmarkStart w:id="1" w:name="_Toc6240"/>
@@ -2438,6 +2453,7 @@
         <w:rPr>
           <w:sz w:val="20"/>
         </w:rPr>
+        <w:lastRenderedPageBreak/>
         <w:t xml:space="preserve"> </w:t>
       </w:r>
     </w:p>
@@ -2451,7 +2467,6 @@
         <w:rPr>
           <w:sz w:val="20"/>
         </w:rPr>
-        <w:lastRenderedPageBreak/>
         <w:t xml:space="preserve"> </w:t>
       </w:r>
     </w:p>
@@ -2522,7 +2537,7 @@
     </w:p>
     <w:p>
       <w:pPr>
-        <w:pStyle w:val="Heading2"/>
+        <w:pStyle w:val="2"/>
         <w:ind w:left="355"/>
       </w:pPr>
       <w:bookmarkStart w:id="2" w:name="_Toc6241"/>
@@ -3016,25 +3031,7 @@
           <w:b/>
           <w:color w:val="0070C0"/>
         </w:rPr>
-        <w:t xml:space="preserve">     Please include </w:t>
-      </w:r>
-      <w:proofErr w:type="gramStart"/>
-      <w:r>
-        <w:rPr>
-          <w:rFonts w:ascii="Calibri" w:eastAsia="Calibri" w:hAnsi="Calibri" w:cs="Calibri"/>
-          <w:b/>
-          <w:color w:val="0070C0"/>
-        </w:rPr>
-        <w:t>screenshots  and</w:t>
-      </w:r>
-      <w:proofErr w:type="gramEnd"/>
-      <w:r>
-        <w:rPr>
-          <w:rFonts w:ascii="Calibri" w:eastAsia="Calibri" w:hAnsi="Calibri" w:cs="Calibri"/>
-          <w:b/>
-          <w:color w:val="0070C0"/>
-        </w:rPr>
-        <w:t xml:space="preserve"> explanations in the provided space below. </w:t>
+        <w:t xml:space="preserve">     Please include screenshots  and explanations in the provided space below. </w:t>
       </w:r>
     </w:p>
     <w:p>
@@ -3630,25 +3627,7 @@
           <w:b/>
           <w:color w:val="0070C0"/>
         </w:rPr>
-        <w:t xml:space="preserve">Please include </w:t>
-      </w:r>
-      <w:proofErr w:type="gramStart"/>
-      <w:r>
-        <w:rPr>
-          <w:rFonts w:ascii="Calibri" w:eastAsia="Calibri" w:hAnsi="Calibri" w:cs="Calibri"/>
-          <w:b/>
-          <w:color w:val="0070C0"/>
-        </w:rPr>
-        <w:t>screenshots  and</w:t>
-      </w:r>
-      <w:proofErr w:type="gramEnd"/>
-      <w:r>
-        <w:rPr>
-          <w:rFonts w:ascii="Calibri" w:eastAsia="Calibri" w:hAnsi="Calibri" w:cs="Calibri"/>
-          <w:b/>
-          <w:color w:val="0070C0"/>
-        </w:rPr>
-        <w:t xml:space="preserve"> explanations in the provided space below. </w:t>
+        <w:t xml:space="preserve">Please include screenshots  and explanations in the provided space below. </w:t>
       </w:r>
     </w:p>
     <w:p>
@@ -3791,6 +3770,7 @@
         <w:rPr>
           <w:b/>
         </w:rPr>
+        <w:lastRenderedPageBreak/>
         <w:t xml:space="preserve"> </w:t>
       </w:r>
     </w:p>
@@ -4257,26 +4237,7 @@
           <w:b/>
           <w:color w:val="0070C0"/>
         </w:rPr>
-        <w:lastRenderedPageBreak/>
-        <w:t xml:space="preserve">Please include </w:t>
-      </w:r>
-      <w:proofErr w:type="gramStart"/>
-      <w:r>
-        <w:rPr>
-          <w:rFonts w:ascii="Calibri" w:eastAsia="Calibri" w:hAnsi="Calibri" w:cs="Calibri"/>
-          <w:b/>
-          <w:color w:val="0070C0"/>
-        </w:rPr>
-        <w:t>screenshots  and</w:t>
-      </w:r>
-      <w:proofErr w:type="gramEnd"/>
-      <w:r>
-        <w:rPr>
-          <w:rFonts w:ascii="Calibri" w:eastAsia="Calibri" w:hAnsi="Calibri" w:cs="Calibri"/>
-          <w:b/>
-          <w:color w:val="0070C0"/>
-        </w:rPr>
-        <w:t xml:space="preserve"> explanations in the provided space below. </w:t>
+        <w:t xml:space="preserve">Please include screenshots  and explanations in the provided space below. </w:t>
       </w:r>
     </w:p>
     <w:p>
@@ -4887,25 +4848,7 @@
           <w:b/>
           <w:color w:val="0070C0"/>
         </w:rPr>
-        <w:t xml:space="preserve">Please include </w:t>
-      </w:r>
-      <w:proofErr w:type="gramStart"/>
-      <w:r>
-        <w:rPr>
-          <w:rFonts w:ascii="Calibri" w:eastAsia="Calibri" w:hAnsi="Calibri" w:cs="Calibri"/>
-          <w:b/>
-          <w:color w:val="0070C0"/>
-        </w:rPr>
-        <w:t>screenshots  and</w:t>
-      </w:r>
-      <w:proofErr w:type="gramEnd"/>
-      <w:r>
-        <w:rPr>
-          <w:rFonts w:ascii="Calibri" w:eastAsia="Calibri" w:hAnsi="Calibri" w:cs="Calibri"/>
-          <w:b/>
-          <w:color w:val="0070C0"/>
-        </w:rPr>
-        <w:t xml:space="preserve"> explanations in the provided space below. </w:t>
+        <w:t xml:space="preserve">Please include screenshots  and explanations in the provided space below. </w:t>
       </w:r>
     </w:p>
     <w:p>
@@ -4952,18 +4895,7 @@
         <w:t>Video Upload to Video Indexer</w:t>
       </w:r>
       <w:r>
-        <w:t xml:space="preserve">: Screenshot showing the videos “Can AI Fix Traffic?” and “How EVs Are Shaking </w:t>
-      </w:r>
-      <w:proofErr w:type="gramStart"/>
-      <w:r>
-        <w:t>The</w:t>
-      </w:r>
-      <w:proofErr w:type="gramEnd"/>
-      <w:r>
-        <w:t xml:space="preserve"> Car Parts Supplier Industry” uploaded to the Video </w:t>
-      </w:r>
-      <w:r>
-        <w:t xml:space="preserve">Indexer. </w:t>
+        <w:t xml:space="preserve">: Screenshot showing the videos “Can AI Fix Traffic?” and “How EVs Are Shaking The Car Parts Supplier Industry” uploaded to the Video Indexer. </w:t>
       </w:r>
     </w:p>
     <w:p>
@@ -5098,9 +5030,9 @@
       </w:r>
     </w:p>
     <w:sectPr>
-      <w:headerReference w:type="even" r:id="rId8"/>
-      <w:headerReference w:type="default" r:id="rId9"/>
-      <w:headerReference w:type="first" r:id="rId10"/>
+      <w:headerReference w:type="even" r:id="rId9"/>
+      <w:headerReference w:type="default" r:id="rId10"/>
+      <w:headerReference w:type="first" r:id="rId11"/>
       <w:pgSz w:w="11906" w:h="16838"/>
       <w:pgMar w:top="1499" w:right="531" w:bottom="1442" w:left="1440" w:header="539" w:footer="720" w:gutter="0"/>
       <w:cols w:space="720"/>
@@ -6106,7 +6038,7 @@
     <w:lsdException w:name="Unresolved Mention" w:semiHidden="1" w:unhideWhenUsed="1"/>
     <w:lsdException w:name="Smart Link" w:semiHidden="1" w:unhideWhenUsed="1"/>
   </w:latentStyles>
-  <w:style w:type="paragraph" w:default="1" w:styleId="Normal">
+  <w:style w:type="paragraph" w:default="1" w:styleId="a">
     <w:name w:val="Normal"/>
     <w:qFormat/>
     <w:pPr>
@@ -6120,10 +6052,10 @@
       <w:sz w:val="22"/>
     </w:rPr>
   </w:style>
-  <w:style w:type="paragraph" w:styleId="Heading1">
+  <w:style w:type="paragraph" w:styleId="1">
     <w:name w:val="heading 1"/>
-    <w:next w:val="Normal"/>
-    <w:link w:val="Heading1Char"/>
+    <w:next w:val="a"/>
+    <w:link w:val="10"/>
     <w:uiPriority w:val="9"/>
     <w:qFormat/>
     <w:pPr>
@@ -6140,10 +6072,10 @@
       <w:sz w:val="36"/>
     </w:rPr>
   </w:style>
-  <w:style w:type="paragraph" w:styleId="Heading2">
+  <w:style w:type="paragraph" w:styleId="2">
     <w:name w:val="heading 2"/>
-    <w:next w:val="Normal"/>
-    <w:link w:val="Heading2Char"/>
+    <w:next w:val="a"/>
+    <w:link w:val="20"/>
     <w:uiPriority w:val="9"/>
     <w:unhideWhenUsed/>
     <w:qFormat/>
@@ -6160,13 +6092,13 @@
       <w:color w:val="000000"/>
     </w:rPr>
   </w:style>
-  <w:style w:type="character" w:default="1" w:styleId="DefaultParagraphFont">
+  <w:style w:type="character" w:default="1" w:styleId="a0">
     <w:name w:val="Default Paragraph Font"/>
     <w:uiPriority w:val="1"/>
     <w:semiHidden/>
     <w:unhideWhenUsed/>
   </w:style>
-  <w:style w:type="table" w:default="1" w:styleId="TableNormal">
+  <w:style w:type="table" w:default="1" w:styleId="a1">
     <w:name w:val="Normal Table"/>
     <w:uiPriority w:val="99"/>
     <w:semiHidden/>
@@ -6181,15 +6113,15 @@
       </w:tblCellMar>
     </w:tblPr>
   </w:style>
-  <w:style w:type="numbering" w:default="1" w:styleId="NoList">
+  <w:style w:type="numbering" w:default="1" w:styleId="a2">
     <w:name w:val="No List"/>
     <w:uiPriority w:val="99"/>
     <w:semiHidden/>
     <w:unhideWhenUsed/>
   </w:style>
-  <w:style w:type="character" w:customStyle="1" w:styleId="Heading2Char">
-    <w:name w:val="Heading 2 Char"/>
-    <w:link w:val="Heading2"/>
+  <w:style w:type="character" w:customStyle="1" w:styleId="20">
+    <w:name w:val="标题 2 字符"/>
+    <w:link w:val="2"/>
     <w:rPr>
       <w:rFonts w:ascii="Cambria" w:eastAsia="Cambria" w:hAnsi="Cambria" w:cs="Cambria"/>
       <w:b/>
@@ -6197,9 +6129,9 @@
       <w:sz w:val="24"/>
     </w:rPr>
   </w:style>
-  <w:style w:type="character" w:customStyle="1" w:styleId="Heading1Char">
-    <w:name w:val="Heading 1 Char"/>
-    <w:link w:val="Heading1"/>
+  <w:style w:type="character" w:customStyle="1" w:styleId="10">
+    <w:name w:val="标题 1 字符"/>
+    <w:link w:val="1"/>
     <w:rPr>
       <w:rFonts w:ascii="Cambria" w:eastAsia="Cambria" w:hAnsi="Cambria" w:cs="Cambria"/>
       <w:b/>
@@ -6247,9 +6179,9 @@
       </w:tblCellMar>
     </w:tblPr>
   </w:style>
-  <w:style w:type="character" w:styleId="Hyperlink">
+  <w:style w:type="character" w:styleId="a3">
     <w:name w:val="Hyperlink"/>
-    <w:basedOn w:val="DefaultParagraphFont"/>
+    <w:basedOn w:val="a0"/>
     <w:uiPriority w:val="99"/>
     <w:unhideWhenUsed/>
     <w:rsid w:val="00E95A20"/>
@@ -6258,9 +6190,9 @@
       <w:u w:val="single"/>
     </w:rPr>
   </w:style>
-  <w:style w:type="character" w:styleId="UnresolvedMention">
+  <w:style w:type="character" w:styleId="a4">
     <w:name w:val="Unresolved Mention"/>
-    <w:basedOn w:val="DefaultParagraphFont"/>
+    <w:basedOn w:val="a0"/>
     <w:uiPriority w:val="99"/>
     <w:semiHidden/>
     <w:unhideWhenUsed/>
